--- a/paper/docx_build/Non-detection_is_not_absence.docx
+++ b/paper/docx_build/Non-detection_is_not_absence.docx
@@ -19,6 +19,20 @@
     </w:p>
     <w:p>
       <w:pPr>
+        <w:spacing w:before="0" w:after="60" w:line="240" w:lineRule="auto"/>
+        <w:ind w:firstLine="0"/>
+        <w:jc w:val="center"/>
+      </w:pPr>
+      <w:r>
+        <w:rPr>
+          <w:rFonts w:ascii="Times New Roman" w:hAnsi="Times New Roman"/>
+          <w:sz w:val="24"/>
+        </w:rPr>
+        <w:t xml:space="preserve">Huanli</w:t>
+      </w:r>
+    </w:p>
+    <w:p>
+      <w:pPr>
         <w:spacing w:before="0" w:after="360" w:line="240" w:lineRule="auto"/>
         <w:ind w:firstLine="0"/>
         <w:jc w:val="center"/>
@@ -26,9 +40,9 @@
       <w:r>
         <w:rPr>
           <w:rFonts w:ascii="Times New Roman" w:hAnsi="Times New Roman"/>
-          <w:sz w:val="24"/>
-        </w:rPr>
-        <w:t xml:space="preserve">[Authors to be assigned]</w:t>
+          <w:sz w:val="22"/>
+        </w:rPr>
+        <w:t xml:space="preserve">Independent Researcher</w:t>
       </w:r>
     </w:p>
     <w:p>
@@ -251,7 +265,7 @@
                     <pic:cNvPicPr/>
                   </pic:nvPicPr>
                   <pic:blipFill>
-                    <a:blip xmlns:r="http://schemas.openxmlformats.org/officeDocument/2006/relationships" r:embed="Rd6a1e8d2bae34b2d" cstate="print"/>
+                    <a:blip xmlns:r="http://schemas.openxmlformats.org/officeDocument/2006/relationships" r:embed="Ra4eee3a9666244e0" cstate="print"/>
                     <a:stretch>
                       <a:fillRect/>
                     </a:stretch>
@@ -335,7 +349,7 @@
                     <pic:cNvPicPr/>
                   </pic:nvPicPr>
                   <pic:blipFill>
-                    <a:blip xmlns:r="http://schemas.openxmlformats.org/officeDocument/2006/relationships" r:embed="R9eee33c561cc41ff" cstate="print"/>
+                    <a:blip xmlns:r="http://schemas.openxmlformats.org/officeDocument/2006/relationships" r:embed="R5ee946683c704c73" cstate="print"/>
                     <a:stretch>
                       <a:fillRect/>
                     </a:stretch>
@@ -406,7 +420,7 @@
                     <pic:cNvPicPr/>
                   </pic:nvPicPr>
                   <pic:blipFill>
-                    <a:blip xmlns:r="http://schemas.openxmlformats.org/officeDocument/2006/relationships" r:embed="R29d905c28b6946d7" cstate="print"/>
+                    <a:blip xmlns:r="http://schemas.openxmlformats.org/officeDocument/2006/relationships" r:embed="R8d09f77fffcb4a37" cstate="print"/>
                     <a:stretch>
                       <a:fillRect/>
                     </a:stretch>
@@ -472,7 +486,7 @@
                     <pic:cNvPicPr/>
                   </pic:nvPicPr>
                   <pic:blipFill>
-                    <a:blip xmlns:r="http://schemas.openxmlformats.org/officeDocument/2006/relationships" r:embed="Rf3c46bfd0e764335" cstate="print"/>
+                    <a:blip xmlns:r="http://schemas.openxmlformats.org/officeDocument/2006/relationships" r:embed="Rf22bb7e9c90c41dd" cstate="print"/>
                     <a:stretch>
                       <a:fillRect/>
                     </a:stretch>
@@ -565,7 +579,7 @@
                     <pic:cNvPicPr/>
                   </pic:nvPicPr>
                   <pic:blipFill>
-                    <a:blip xmlns:r="http://schemas.openxmlformats.org/officeDocument/2006/relationships" r:embed="R62abb59e40bd4ddf" cstate="print"/>
+                    <a:blip xmlns:r="http://schemas.openxmlformats.org/officeDocument/2006/relationships" r:embed="R67d8fd8d942449cd" cstate="print"/>
                     <a:stretch>
                       <a:fillRect/>
                     </a:stretch>
@@ -623,7 +637,7 @@
                     <pic:cNvPicPr/>
                   </pic:nvPicPr>
                   <pic:blipFill>
-                    <a:blip xmlns:r="http://schemas.openxmlformats.org/officeDocument/2006/relationships" r:embed="R2edc35f0cd0048ea" cstate="print"/>
+                    <a:blip xmlns:r="http://schemas.openxmlformats.org/officeDocument/2006/relationships" r:embed="Re2e43dc231664702" cstate="print"/>
                     <a:stretch>
                       <a:fillRect/>
                     </a:stretch>
@@ -741,7 +755,7 @@
                     <pic:cNvPicPr/>
                   </pic:nvPicPr>
                   <pic:blipFill>
-                    <a:blip xmlns:r="http://schemas.openxmlformats.org/officeDocument/2006/relationships" r:embed="Rb3cb05590fe64a72" cstate="print"/>
+                    <a:blip xmlns:r="http://schemas.openxmlformats.org/officeDocument/2006/relationships" r:embed="R37b4a1c00c4c4a33" cstate="print"/>
                     <a:stretch>
                       <a:fillRect/>
                     </a:stretch>
@@ -831,7 +845,7 @@
                     <pic:cNvPicPr/>
                   </pic:nvPicPr>
                   <pic:blipFill>
-                    <a:blip xmlns:r="http://schemas.openxmlformats.org/officeDocument/2006/relationships" r:embed="Rf62c34ecec064291" cstate="print"/>
+                    <a:blip xmlns:r="http://schemas.openxmlformats.org/officeDocument/2006/relationships" r:embed="Rd09a4e87307f49e9" cstate="print"/>
                     <a:stretch>
                       <a:fillRect/>
                     </a:stretch>
@@ -902,7 +916,7 @@
                     <pic:cNvPicPr/>
                   </pic:nvPicPr>
                   <pic:blipFill>
-                    <a:blip xmlns:r="http://schemas.openxmlformats.org/officeDocument/2006/relationships" r:embed="R27605d00cc244730" cstate="print"/>
+                    <a:blip xmlns:r="http://schemas.openxmlformats.org/officeDocument/2006/relationships" r:embed="R436dbd38e1f3473c" cstate="print"/>
                     <a:stretch>
                       <a:fillRect/>
                     </a:stretch>
@@ -981,7 +995,7 @@
                     <pic:cNvPicPr/>
                   </pic:nvPicPr>
                   <pic:blipFill>
-                    <a:blip xmlns:r="http://schemas.openxmlformats.org/officeDocument/2006/relationships" r:embed="R00fcd718529c4d9d" cstate="print"/>
+                    <a:blip xmlns:r="http://schemas.openxmlformats.org/officeDocument/2006/relationships" r:embed="R3c71aa07d1af49fb" cstate="print"/>
                     <a:stretch>
                       <a:fillRect/>
                     </a:stretch>
@@ -1139,7 +1153,7 @@
                     <pic:cNvPicPr/>
                   </pic:nvPicPr>
                   <pic:blipFill>
-                    <a:blip xmlns:r="http://schemas.openxmlformats.org/officeDocument/2006/relationships" r:embed="R9907ebd377eb425f" cstate="print"/>
+                    <a:blip xmlns:r="http://schemas.openxmlformats.org/officeDocument/2006/relationships" r:embed="R6707250c7cb84cb4" cstate="print"/>
                     <a:stretch>
                       <a:fillRect/>
                     </a:stretch>
@@ -1218,7 +1232,7 @@
                     <pic:cNvPicPr/>
                   </pic:nvPicPr>
                   <pic:blipFill>
-                    <a:blip xmlns:r="http://schemas.openxmlformats.org/officeDocument/2006/relationships" r:embed="Rfbbe146c01904f74" cstate="print"/>
+                    <a:blip xmlns:r="http://schemas.openxmlformats.org/officeDocument/2006/relationships" r:embed="Rf73c5d768d234b48" cstate="print"/>
                     <a:stretch>
                       <a:fillRect/>
                     </a:stretch>
@@ -1295,7 +1309,7 @@
                     <pic:cNvPicPr/>
                   </pic:nvPicPr>
                   <pic:blipFill>
-                    <a:blip xmlns:r="http://schemas.openxmlformats.org/officeDocument/2006/relationships" r:embed="R1ae212535f6c4d6f" cstate="print"/>
+                    <a:blip xmlns:r="http://schemas.openxmlformats.org/officeDocument/2006/relationships" r:embed="R36875d2a63bc48f2" cstate="print"/>
                     <a:stretch>
                       <a:fillRect/>
                     </a:stretch>
@@ -1387,7 +1401,7 @@
                     <pic:cNvPicPr/>
                   </pic:nvPicPr>
                   <pic:blipFill>
-                    <a:blip xmlns:r="http://schemas.openxmlformats.org/officeDocument/2006/relationships" r:embed="Ra0d677d6374f4d55" cstate="print"/>
+                    <a:blip xmlns:r="http://schemas.openxmlformats.org/officeDocument/2006/relationships" r:embed="R24def19e4000453d" cstate="print"/>
                     <a:stretch>
                       <a:fillRect/>
                     </a:stretch>
@@ -1493,7 +1507,7 @@
                     <pic:cNvPicPr/>
                   </pic:nvPicPr>
                   <pic:blipFill>
-                    <a:blip xmlns:r="http://schemas.openxmlformats.org/officeDocument/2006/relationships" r:embed="R9c68469413ce4089" cstate="print"/>
+                    <a:blip xmlns:r="http://schemas.openxmlformats.org/officeDocument/2006/relationships" r:embed="Rc105d8b948014d4f" cstate="print"/>
                     <a:stretch>
                       <a:fillRect/>
                     </a:stretch>
@@ -1598,7 +1612,7 @@
                     <pic:cNvPicPr/>
                   </pic:nvPicPr>
                   <pic:blipFill>
-                    <a:blip xmlns:r="http://schemas.openxmlformats.org/officeDocument/2006/relationships" r:embed="R9bf340a4dd2145a7" cstate="print"/>
+                    <a:blip xmlns:r="http://schemas.openxmlformats.org/officeDocument/2006/relationships" r:embed="Ra1fec142dac0465b" cstate="print"/>
                     <a:stretch>
                       <a:fillRect/>
                     </a:stretch>
@@ -1704,7 +1718,7 @@
                     <pic:cNvPicPr/>
                   </pic:nvPicPr>
                   <pic:blipFill>
-                    <a:blip xmlns:r="http://schemas.openxmlformats.org/officeDocument/2006/relationships" r:embed="Rfc4db75314d14f91" cstate="print"/>
+                    <a:blip xmlns:r="http://schemas.openxmlformats.org/officeDocument/2006/relationships" r:embed="R8cdc9949e2f14d78" cstate="print"/>
                     <a:stretch>
                       <a:fillRect/>
                     </a:stretch>
@@ -1788,7 +1802,7 @@
                     <pic:cNvPicPr/>
                   </pic:nvPicPr>
                   <pic:blipFill>
-                    <a:blip xmlns:r="http://schemas.openxmlformats.org/officeDocument/2006/relationships" r:embed="R59d9c4c587d3449d" cstate="print"/>
+                    <a:blip xmlns:r="http://schemas.openxmlformats.org/officeDocument/2006/relationships" r:embed="Rfa63f2faf7b34663" cstate="print"/>
                     <a:stretch>
                       <a:fillRect/>
                     </a:stretch>
@@ -1867,7 +1881,7 @@
                     <pic:cNvPicPr/>
                   </pic:nvPicPr>
                   <pic:blipFill>
-                    <a:blip xmlns:r="http://schemas.openxmlformats.org/officeDocument/2006/relationships" r:embed="R22a77788fd2c41fa" cstate="print"/>
+                    <a:blip xmlns:r="http://schemas.openxmlformats.org/officeDocument/2006/relationships" r:embed="Rf44d3cb0129f4d96" cstate="print"/>
                     <a:stretch>
                       <a:fillRect/>
                     </a:stretch>
@@ -2661,7 +2675,7 @@
     <w:sectPr>
       <w:pgSz w:w="11906" w:h="16838"/>
       <w:pgMar w:top="1440" w:right="1440" w:bottom="1440" w:left="1440" w:header="720" w:footer="720" w:gutter="0"/>
-      <w:headerReference xmlns:r="http://schemas.openxmlformats.org/officeDocument/2006/relationships" w:type="default" r:id="Ra855a8e0016b4e41"/>
+      <w:headerReference xmlns:r="http://schemas.openxmlformats.org/officeDocument/2006/relationships" w:type="default" r:id="Rac1dc3fdb43b4efa"/>
       <w:docGrid w:linePitch="360"/>
     </w:sectPr>
   </w:body>
